--- a/app/static/plantillas/05 EVALUACION OFERTAS .docx
+++ b/app/static/plantillas/05 EVALUACION OFERTAS .docx
@@ -815,7 +815,17 @@
           <w:sz w:val="20"/>
           <w:szCs w:val="20"/>
         </w:rPr>
-        <w:t xml:space="preserve">PRESUPUESTO OFICIAL:   </w:t>
+        <w:t xml:space="preserve">PRESUPUESTO OFICIAL: </w:t>
+      </w:r>
+      <w:proofErr w:type="gramStart"/>
+      <w:r>
+        <w:rPr>
+          <w:rFonts w:ascii="Arial" w:hAnsi="Arial" w:cs="Arial"/>
+          <w:b/>
+          <w:sz w:val="20"/>
+          <w:szCs w:val="20"/>
+        </w:rPr>
+        <w:t xml:space="preserve">  </w:t>
       </w:r>
       <w:r>
         <w:rPr>
@@ -841,8 +851,27 @@
           <w:rFonts w:ascii="Arial" w:hAnsi="Arial" w:cs="Arial"/>
           <w:sz w:val="20"/>
           <w:szCs w:val="20"/>
-        </w:rPr>
-        <w:t>total_letras</w:t>
+          <w:u w:val="single"/>
+        </w:rPr>
+        <w:t>total</w:t>
+      </w:r>
+      <w:proofErr w:type="gramEnd"/>
+      <w:r>
+        <w:rPr>
+          <w:rFonts w:ascii="Arial" w:hAnsi="Arial" w:cs="Arial"/>
+          <w:sz w:val="20"/>
+          <w:szCs w:val="20"/>
+        </w:rPr>
+        <w:t>_</w:t>
+      </w:r>
+      <w:proofErr w:type="gramStart"/>
+      <w:r>
+        <w:rPr>
+          <w:rFonts w:ascii="Arial" w:hAnsi="Arial" w:cs="Arial"/>
+          <w:sz w:val="20"/>
+          <w:szCs w:val="20"/>
+        </w:rPr>
+        <w:t>letras</w:t>
       </w:r>
       <w:proofErr w:type="spellEnd"/>
       <w:r>
@@ -851,7 +880,25 @@
           <w:sz w:val="20"/>
           <w:szCs w:val="20"/>
         </w:rPr>
-        <w:t xml:space="preserve"> }}, </w:t>
+        <w:t xml:space="preserve"> }</w:t>
+      </w:r>
+      <w:proofErr w:type="gramEnd"/>
+      <w:r>
+        <w:rPr>
+          <w:rFonts w:ascii="Arial" w:hAnsi="Arial" w:cs="Arial"/>
+          <w:sz w:val="20"/>
+          <w:szCs w:val="20"/>
+        </w:rPr>
+        <w:t>}</w:t>
+      </w:r>
+      <w:proofErr w:type="gramStart"/>
+      <w:r>
+        <w:rPr>
+          <w:rFonts w:ascii="Arial" w:hAnsi="Arial" w:cs="Arial"/>
+          <w:sz w:val="20"/>
+          <w:szCs w:val="20"/>
+        </w:rPr>
+        <w:t xml:space="preserve">, </w:t>
       </w:r>
       <w:r>
         <w:rPr>
@@ -868,7 +915,7 @@
           <w:sz w:val="20"/>
           <w:szCs w:val="20"/>
         </w:rPr>
-        <w:t xml:space="preserve">(${{ </w:t>
+        <w:t xml:space="preserve">({{ </w:t>
       </w:r>
       <w:proofErr w:type="spellStart"/>
       <w:r>
@@ -877,7 +924,25 @@
           <w:sz w:val="20"/>
           <w:szCs w:val="20"/>
         </w:rPr>
-        <w:t>total_final</w:t>
+        <w:t>total</w:t>
+      </w:r>
+      <w:proofErr w:type="gramEnd"/>
+      <w:r>
+        <w:rPr>
+          <w:rFonts w:ascii="Arial" w:hAnsi="Arial" w:cs="Arial"/>
+          <w:sz w:val="20"/>
+          <w:szCs w:val="20"/>
+        </w:rPr>
+        <w:t>_</w:t>
+      </w:r>
+      <w:proofErr w:type="gramStart"/>
+      <w:r>
+        <w:rPr>
+          <w:rFonts w:ascii="Arial" w:hAnsi="Arial" w:cs="Arial"/>
+          <w:sz w:val="20"/>
+          <w:szCs w:val="20"/>
+        </w:rPr>
+        <w:t>final</w:t>
       </w:r>
       <w:proofErr w:type="spellEnd"/>
       <w:r>
@@ -886,7 +951,16 @@
           <w:sz w:val="20"/>
           <w:szCs w:val="20"/>
         </w:rPr>
-        <w:t xml:space="preserve"> }}) M/CTE</w:t>
+        <w:t xml:space="preserve"> }</w:t>
+      </w:r>
+      <w:proofErr w:type="gramEnd"/>
+      <w:r>
+        <w:rPr>
+          <w:rFonts w:ascii="Arial" w:hAnsi="Arial" w:cs="Arial"/>
+          <w:sz w:val="20"/>
+          <w:szCs w:val="20"/>
+        </w:rPr>
+        <w:t>}) M/CTE</w:t>
       </w:r>
     </w:p>
     <w:p>
